--- a/robotics/robomaster_final_submission_checklist.docx
+++ b/robotics/robomaster_final_submission_checklist.docx
@@ -952,7 +952,7 @@
           <w:sz w:val="25"/>
           <w:szCs w:val="25"/>
         </w:rPr>
-        <w:t xml:space="preserve">Base tier recap — everyone does this</w:t>
+        <w:t xml:space="preserve">Base tier recap: everyone does this</w:t>
       </w:r>
     </w:p>
     <w:p>
